--- a/Наладчик контрольно-измерительных приборов и автоматики/повышение квалификации 14919 Наладчик контрольно-измерительных приборов и автоматики/Лекции МДК 01.01  06 Наладка КИПиА электропривода и схем управления электроприводом.docx
+++ b/Наладчик контрольно-измерительных приборов и автоматики/повышение квалификации 14919 Наладчик контрольно-измерительных приборов и автоматики/Лекции МДК 01.01  06 Наладка КИПиА электропривода и схем управления электроприводом.docx
@@ -29,7 +29,7 @@
           <w:i/>
           <w:sz w:val="28"/>
         </w:rPr>
-        <w:t>(повышения квалификации на 6-7 разряды)</w:t>
+        <w:t>Для профессии 14919 «Наладчик контрольно-измерительных приборов и автоматики» (повышения квалификации на 6-7 разряды)</w:t>
       </w:r>
     </w:p>
     <w:p>

--- a/Наладчик контрольно-измерительных приборов и автоматики/повышение квалификации 14919 Наладчик контрольно-измерительных приборов и автоматики/Лекции МДК 01.01  06 Наладка КИПиА электропривода и схем управления электроприводом.docx
+++ b/Наладчик контрольно-измерительных приборов и автоматики/повышение квалификации 14919 Наладчик контрольно-измерительных приборов и автоматики/Лекции МДК 01.01  06 Наладка КИПиА электропривода и схем управления электроприводом.docx
@@ -304,6 +304,878 @@
       <w:pPr>
         <w:spacing w:before="240" w:after="120" w:line="360" w:lineRule="auto"/>
       </w:pPr>
+    </w:p>
+    <w:p/>
+    <w:tbl>
+      <w:tblPr>
+        <w:tblStyle w:val="TableGrid"/>
+        <w:tblW w:type="auto" w:w="0"/>
+        <w:jc w:val="center"/>
+        <w:tblLook w:firstColumn="1" w:firstRow="1" w:lastColumn="0" w:lastRow="0" w:noHBand="0" w:noVBand="1" w:val="04A0"/>
+      </w:tblPr>
+      <w:tblGrid>
+        <w:gridCol w:w="2339"/>
+        <w:gridCol w:w="2339"/>
+        <w:gridCol w:w="2339"/>
+        <w:gridCol w:w="2339"/>
+      </w:tblGrid>
+      <w:tr>
+        <w:tc>
+          <w:tcPr>
+            <w:tcW w:type="dxa" w:w="2339"/>
+          </w:tcPr>
+          <w:p>
+            <w:pPr>
+              <w:jc w:val="center"/>
+            </w:pPr>
+            <w:r>
+              <w:rPr>
+                <w:b/>
+                <w:sz w:val="18"/>
+              </w:rPr>
+              <w:t>Схема</w:t>
+            </w:r>
+          </w:p>
+        </w:tc>
+        <w:tc>
+          <w:tcPr>
+            <w:tcW w:type="dxa" w:w="2339"/>
+          </w:tcPr>
+          <w:p>
+            <w:pPr>
+              <w:jc w:val="center"/>
+            </w:pPr>
+            <w:r>
+              <w:rPr>
+                <w:b/>
+                <w:sz w:val="18"/>
+              </w:rPr>
+              <w:t>Назначение</w:t>
+            </w:r>
+          </w:p>
+        </w:tc>
+        <w:tc>
+          <w:tcPr>
+            <w:tcW w:type="dxa" w:w="2339"/>
+          </w:tcPr>
+          <w:p>
+            <w:pPr>
+              <w:jc w:val="center"/>
+            </w:pPr>
+            <w:r>
+              <w:rPr>
+                <w:b/>
+                <w:sz w:val="18"/>
+              </w:rPr>
+              <w:t>Компоненты</w:t>
+            </w:r>
+          </w:p>
+        </w:tc>
+        <w:tc>
+          <w:tcPr>
+            <w:tcW w:type="dxa" w:w="2339"/>
+          </w:tcPr>
+          <w:p>
+            <w:pPr>
+              <w:jc w:val="center"/>
+            </w:pPr>
+            <w:r>
+              <w:rPr>
+                <w:b/>
+                <w:sz w:val="18"/>
+              </w:rPr>
+              <w:t>Особенности наладки</w:t>
+            </w:r>
+          </w:p>
+        </w:tc>
+      </w:tr>
+      <w:tr>
+        <w:tc>
+          <w:tcPr>
+            <w:tcW w:type="dxa" w:w="2339"/>
+          </w:tcPr>
+          <w:p>
+            <w:r>
+              <w:rPr>
+                <w:sz w:val="18"/>
+              </w:rPr>
+              <w:t>Прямой пуск</w:t>
+            </w:r>
+          </w:p>
+        </w:tc>
+        <w:tc>
+          <w:tcPr>
+            <w:tcW w:type="dxa" w:w="2339"/>
+          </w:tcPr>
+          <w:p>
+            <w:r>
+              <w:rPr>
+                <w:sz w:val="18"/>
+              </w:rPr>
+              <w:t>Пуск АД без регулировки</w:t>
+            </w:r>
+          </w:p>
+        </w:tc>
+        <w:tc>
+          <w:tcPr>
+            <w:tcW w:type="dxa" w:w="2339"/>
+          </w:tcPr>
+          <w:p>
+            <w:r>
+              <w:rPr>
+                <w:sz w:val="18"/>
+              </w:rPr>
+              <w:t>Магнитный пускатель, тепловое реле</w:t>
+            </w:r>
+          </w:p>
+        </w:tc>
+        <w:tc>
+          <w:tcPr>
+            <w:tcW w:type="dxa" w:w="2339"/>
+          </w:tcPr>
+          <w:p>
+            <w:r>
+              <w:rPr>
+                <w:sz w:val="18"/>
+              </w:rPr>
+              <w:t>Проверка цепей управления</w:t>
+            </w:r>
+          </w:p>
+        </w:tc>
+      </w:tr>
+      <w:tr>
+        <w:tc>
+          <w:tcPr>
+            <w:tcW w:type="dxa" w:w="2339"/>
+          </w:tcPr>
+          <w:p>
+            <w:r>
+              <w:rPr>
+                <w:sz w:val="18"/>
+              </w:rPr>
+              <w:t>Реверсивная</w:t>
+            </w:r>
+          </w:p>
+        </w:tc>
+        <w:tc>
+          <w:tcPr>
+            <w:tcW w:type="dxa" w:w="2339"/>
+          </w:tcPr>
+          <w:p>
+            <w:r>
+              <w:rPr>
+                <w:sz w:val="18"/>
+              </w:rPr>
+              <w:t>Изменение направления вращения</w:t>
+            </w:r>
+          </w:p>
+        </w:tc>
+        <w:tc>
+          <w:tcPr>
+            <w:tcW w:type="dxa" w:w="2339"/>
+          </w:tcPr>
+          <w:p>
+            <w:r>
+              <w:rPr>
+                <w:sz w:val="18"/>
+              </w:rPr>
+              <w:t>2 пускателя, блокировка</w:t>
+            </w:r>
+          </w:p>
+        </w:tc>
+        <w:tc>
+          <w:tcPr>
+            <w:tcW w:type="dxa" w:w="2339"/>
+          </w:tcPr>
+          <w:p>
+            <w:r>
+              <w:rPr>
+                <w:sz w:val="18"/>
+              </w:rPr>
+              <w:t>Проверка блокировок</w:t>
+            </w:r>
+          </w:p>
+        </w:tc>
+      </w:tr>
+      <w:tr>
+        <w:tc>
+          <w:tcPr>
+            <w:tcW w:type="dxa" w:w="2339"/>
+          </w:tcPr>
+          <w:p>
+            <w:r>
+              <w:rPr>
+                <w:sz w:val="18"/>
+              </w:rPr>
+              <w:t>Звезда-треугольник</w:t>
+            </w:r>
+          </w:p>
+        </w:tc>
+        <w:tc>
+          <w:tcPr>
+            <w:tcW w:type="dxa" w:w="2339"/>
+          </w:tcPr>
+          <w:p>
+            <w:r>
+              <w:rPr>
+                <w:sz w:val="18"/>
+              </w:rPr>
+              <w:t>Снижение пускового тока</w:t>
+            </w:r>
+          </w:p>
+        </w:tc>
+        <w:tc>
+          <w:tcPr>
+            <w:tcW w:type="dxa" w:w="2339"/>
+          </w:tcPr>
+          <w:p>
+            <w:r>
+              <w:rPr>
+                <w:sz w:val="18"/>
+              </w:rPr>
+              <w:t>3 пускателя, реле времени</w:t>
+            </w:r>
+          </w:p>
+        </w:tc>
+        <w:tc>
+          <w:tcPr>
+            <w:tcW w:type="dxa" w:w="2339"/>
+          </w:tcPr>
+          <w:p>
+            <w:r>
+              <w:rPr>
+                <w:sz w:val="18"/>
+              </w:rPr>
+              <w:t>Настройка задержки переключения</w:t>
+            </w:r>
+          </w:p>
+        </w:tc>
+      </w:tr>
+      <w:tr>
+        <w:tc>
+          <w:tcPr>
+            <w:tcW w:type="dxa" w:w="2339"/>
+          </w:tcPr>
+          <w:p>
+            <w:r>
+              <w:rPr>
+                <w:sz w:val="18"/>
+              </w:rPr>
+              <w:t>Частотный привод</w:t>
+            </w:r>
+          </w:p>
+        </w:tc>
+        <w:tc>
+          <w:tcPr>
+            <w:tcW w:type="dxa" w:w="2339"/>
+          </w:tcPr>
+          <w:p>
+            <w:r>
+              <w:rPr>
+                <w:sz w:val="18"/>
+              </w:rPr>
+              <w:t>Регулировка скорости</w:t>
+            </w:r>
+          </w:p>
+        </w:tc>
+        <w:tc>
+          <w:tcPr>
+            <w:tcW w:type="dxa" w:w="2339"/>
+          </w:tcPr>
+          <w:p>
+            <w:r>
+              <w:rPr>
+                <w:sz w:val="18"/>
+              </w:rPr>
+              <w:t>ПЧ, тормозной резистор</w:t>
+            </w:r>
+          </w:p>
+        </w:tc>
+        <w:tc>
+          <w:tcPr>
+            <w:tcW w:type="dxa" w:w="2339"/>
+          </w:tcPr>
+          <w:p>
+            <w:r>
+              <w:rPr>
+                <w:sz w:val="18"/>
+              </w:rPr>
+              <w:t>Параметрирование ПЧ</w:t>
+            </w:r>
+          </w:p>
+        </w:tc>
+      </w:tr>
+      <w:tr>
+        <w:tc>
+          <w:tcPr>
+            <w:tcW w:type="dxa" w:w="2339"/>
+          </w:tcPr>
+          <w:p>
+            <w:r>
+              <w:rPr>
+                <w:sz w:val="18"/>
+              </w:rPr>
+              <w:t>Плавный пуск</w:t>
+            </w:r>
+          </w:p>
+        </w:tc>
+        <w:tc>
+          <w:tcPr>
+            <w:tcW w:type="dxa" w:w="2339"/>
+          </w:tcPr>
+          <w:p>
+            <w:r>
+              <w:rPr>
+                <w:sz w:val="18"/>
+              </w:rPr>
+              <w:t>Ограничение пускового тока</w:t>
+            </w:r>
+          </w:p>
+        </w:tc>
+        <w:tc>
+          <w:tcPr>
+            <w:tcW w:type="dxa" w:w="2339"/>
+          </w:tcPr>
+          <w:p>
+            <w:r>
+              <w:rPr>
+                <w:sz w:val="18"/>
+              </w:rPr>
+              <w:t>Устройство плавного пуска</w:t>
+            </w:r>
+          </w:p>
+        </w:tc>
+        <w:tc>
+          <w:tcPr>
+            <w:tcW w:type="dxa" w:w="2339"/>
+          </w:tcPr>
+          <w:p>
+            <w:r>
+              <w:rPr>
+                <w:sz w:val="18"/>
+              </w:rPr>
+              <w:t>Настройка рампы пуска</w:t>
+            </w:r>
+          </w:p>
+        </w:tc>
+      </w:tr>
+    </w:tbl>
+    <w:p>
+      <w:pPr>
+        <w:jc w:val="center"/>
+      </w:pPr>
+      <w:r>
+        <w:rPr>
+          <w:b/>
+          <w:i w:val="0"/>
+          <w:sz w:val="20"/>
+        </w:rPr>
+        <w:t>Таблица 2. Типовые схемы управления электроприводами</w:t>
+      </w:r>
+    </w:p>
+    <w:p/>
+    <w:tbl>
+      <w:tblPr>
+        <w:tblStyle w:val="TableGrid"/>
+        <w:tblW w:type="auto" w:w="0"/>
+        <w:jc w:val="center"/>
+        <w:tblLook w:firstColumn="1" w:firstRow="1" w:lastColumn="0" w:lastRow="0" w:noHBand="0" w:noVBand="1" w:val="04A0"/>
+      </w:tblPr>
+      <w:tblGrid>
+        <w:gridCol w:w="1871"/>
+        <w:gridCol w:w="1871"/>
+        <w:gridCol w:w="1871"/>
+        <w:gridCol w:w="1871"/>
+        <w:gridCol w:w="1871"/>
+      </w:tblGrid>
+      <w:tr>
+        <w:tc>
+          <w:tcPr>
+            <w:tcW w:type="dxa" w:w="1871"/>
+          </w:tcPr>
+          <w:p>
+            <w:pPr>
+              <w:jc w:val="center"/>
+            </w:pPr>
+            <w:r>
+              <w:rPr>
+                <w:b/>
+                <w:sz w:val="18"/>
+              </w:rPr>
+              <w:t>Тип привода</w:t>
+            </w:r>
+          </w:p>
+        </w:tc>
+        <w:tc>
+          <w:tcPr>
+            <w:tcW w:type="dxa" w:w="1871"/>
+          </w:tcPr>
+          <w:p>
+            <w:pPr>
+              <w:jc w:val="center"/>
+            </w:pPr>
+            <w:r>
+              <w:rPr>
+                <w:b/>
+                <w:sz w:val="18"/>
+              </w:rPr>
+              <w:t>Мощность (кВт)</w:t>
+            </w:r>
+          </w:p>
+        </w:tc>
+        <w:tc>
+          <w:tcPr>
+            <w:tcW w:type="dxa" w:w="1871"/>
+          </w:tcPr>
+          <w:p>
+            <w:pPr>
+              <w:jc w:val="center"/>
+            </w:pPr>
+            <w:r>
+              <w:rPr>
+                <w:b/>
+                <w:sz w:val="18"/>
+              </w:rPr>
+              <w:t>Напряжение (В)</w:t>
+            </w:r>
+          </w:p>
+        </w:tc>
+        <w:tc>
+          <w:tcPr>
+            <w:tcW w:type="dxa" w:w="1871"/>
+          </w:tcPr>
+          <w:p>
+            <w:pPr>
+              <w:jc w:val="center"/>
+            </w:pPr>
+            <w:r>
+              <w:rPr>
+                <w:b/>
+                <w:sz w:val="18"/>
+              </w:rPr>
+              <w:t>Ток ном. (А)</w:t>
+            </w:r>
+          </w:p>
+        </w:tc>
+        <w:tc>
+          <w:tcPr>
+            <w:tcW w:type="dxa" w:w="1871"/>
+          </w:tcPr>
+          <w:p>
+            <w:pPr>
+              <w:jc w:val="center"/>
+            </w:pPr>
+            <w:r>
+              <w:rPr>
+                <w:b/>
+                <w:sz w:val="18"/>
+              </w:rPr>
+              <w:t>Параметры наладки</w:t>
+            </w:r>
+          </w:p>
+        </w:tc>
+      </w:tr>
+      <w:tr>
+        <w:tc>
+          <w:tcPr>
+            <w:tcW w:type="dxa" w:w="1871"/>
+          </w:tcPr>
+          <w:p>
+            <w:r>
+              <w:rPr>
+                <w:sz w:val="18"/>
+              </w:rPr>
+              <w:t>Асинхронный с КЗ ротором</w:t>
+            </w:r>
+          </w:p>
+        </w:tc>
+        <w:tc>
+          <w:tcPr>
+            <w:tcW w:type="dxa" w:w="1871"/>
+          </w:tcPr>
+          <w:p>
+            <w:r>
+              <w:rPr>
+                <w:sz w:val="18"/>
+              </w:rPr>
+              <w:t>0,75—18,5</w:t>
+            </w:r>
+          </w:p>
+        </w:tc>
+        <w:tc>
+          <w:tcPr>
+            <w:tcW w:type="dxa" w:w="1871"/>
+          </w:tcPr>
+          <w:p>
+            <w:r>
+              <w:rPr>
+                <w:sz w:val="18"/>
+              </w:rPr>
+              <w:t>380</w:t>
+            </w:r>
+          </w:p>
+        </w:tc>
+        <w:tc>
+          <w:tcPr>
+            <w:tcW w:type="dxa" w:w="1871"/>
+          </w:tcPr>
+          <w:p>
+            <w:r>
+              <w:rPr>
+                <w:sz w:val="18"/>
+              </w:rPr>
+              <w:t>1,8—36</w:t>
+            </w:r>
+          </w:p>
+        </w:tc>
+        <w:tc>
+          <w:tcPr>
+            <w:tcW w:type="dxa" w:w="1871"/>
+          </w:tcPr>
+          <w:p>
+            <w:r>
+              <w:rPr>
+                <w:sz w:val="18"/>
+              </w:rPr>
+              <w:t>Ток ХХ, Кз, защита</w:t>
+            </w:r>
+          </w:p>
+        </w:tc>
+      </w:tr>
+      <w:tr>
+        <w:tc>
+          <w:tcPr>
+            <w:tcW w:type="dxa" w:w="1871"/>
+          </w:tcPr>
+          <w:p>
+            <w:r>
+              <w:rPr>
+                <w:sz w:val="18"/>
+              </w:rPr>
+              <w:t>Асинхронный с фазным ротором</w:t>
+            </w:r>
+          </w:p>
+        </w:tc>
+        <w:tc>
+          <w:tcPr>
+            <w:tcW w:type="dxa" w:w="1871"/>
+          </w:tcPr>
+          <w:p>
+            <w:r>
+              <w:rPr>
+                <w:sz w:val="18"/>
+              </w:rPr>
+              <w:t>5,5—55</w:t>
+            </w:r>
+          </w:p>
+        </w:tc>
+        <w:tc>
+          <w:tcPr>
+            <w:tcW w:type="dxa" w:w="1871"/>
+          </w:tcPr>
+          <w:p>
+            <w:r>
+              <w:rPr>
+                <w:sz w:val="18"/>
+              </w:rPr>
+              <w:t>380</w:t>
+            </w:r>
+          </w:p>
+        </w:tc>
+        <w:tc>
+          <w:tcPr>
+            <w:tcW w:type="dxa" w:w="1871"/>
+          </w:tcPr>
+          <w:p>
+            <w:r>
+              <w:rPr>
+                <w:sz w:val="18"/>
+              </w:rPr>
+              <w:t>11—105</w:t>
+            </w:r>
+          </w:p>
+        </w:tc>
+        <w:tc>
+          <w:tcPr>
+            <w:tcW w:type="dxa" w:w="1871"/>
+          </w:tcPr>
+          <w:p>
+            <w:r>
+              <w:rPr>
+                <w:sz w:val="18"/>
+              </w:rPr>
+              <w:t>Реостаты, защита</w:t>
+            </w:r>
+          </w:p>
+        </w:tc>
+      </w:tr>
+      <w:tr>
+        <w:tc>
+          <w:tcPr>
+            <w:tcW w:type="dxa" w:w="1871"/>
+          </w:tcPr>
+          <w:p>
+            <w:r>
+              <w:rPr>
+                <w:sz w:val="18"/>
+              </w:rPr>
+              <w:t>Двигатель постоянного тока</w:t>
+            </w:r>
+          </w:p>
+        </w:tc>
+        <w:tc>
+          <w:tcPr>
+            <w:tcW w:type="dxa" w:w="1871"/>
+          </w:tcPr>
+          <w:p>
+            <w:r>
+              <w:rPr>
+                <w:sz w:val="18"/>
+              </w:rPr>
+              <w:t>0,55—22</w:t>
+            </w:r>
+          </w:p>
+        </w:tc>
+        <w:tc>
+          <w:tcPr>
+            <w:tcW w:type="dxa" w:w="1871"/>
+          </w:tcPr>
+          <w:p>
+            <w:r>
+              <w:rPr>
+                <w:sz w:val="18"/>
+              </w:rPr>
+              <w:t>220</w:t>
+            </w:r>
+          </w:p>
+        </w:tc>
+        <w:tc>
+          <w:tcPr>
+            <w:tcW w:type="dxa" w:w="1871"/>
+          </w:tcPr>
+          <w:p>
+            <w:r>
+              <w:rPr>
+                <w:sz w:val="18"/>
+              </w:rPr>
+              <w:t>3,5—115</w:t>
+            </w:r>
+          </w:p>
+        </w:tc>
+        <w:tc>
+          <w:tcPr>
+            <w:tcW w:type="dxa" w:w="1871"/>
+          </w:tcPr>
+          <w:p>
+            <w:r>
+              <w:rPr>
+                <w:sz w:val="18"/>
+              </w:rPr>
+              <w:t>Ток возбуждения, якоря</w:t>
+            </w:r>
+          </w:p>
+        </w:tc>
+      </w:tr>
+      <w:tr>
+        <w:tc>
+          <w:tcPr>
+            <w:tcW w:type="dxa" w:w="1871"/>
+          </w:tcPr>
+          <w:p>
+            <w:r>
+              <w:rPr>
+                <w:sz w:val="18"/>
+              </w:rPr>
+              <w:t>Частотно-регулируемый</w:t>
+            </w:r>
+          </w:p>
+        </w:tc>
+        <w:tc>
+          <w:tcPr>
+            <w:tcW w:type="dxa" w:w="1871"/>
+          </w:tcPr>
+          <w:p>
+            <w:r>
+              <w:rPr>
+                <w:sz w:val="18"/>
+              </w:rPr>
+              <w:t>0,37—75</w:t>
+            </w:r>
+          </w:p>
+        </w:tc>
+        <w:tc>
+          <w:tcPr>
+            <w:tcW w:type="dxa" w:w="1871"/>
+          </w:tcPr>
+          <w:p>
+            <w:r>
+              <w:rPr>
+                <w:sz w:val="18"/>
+              </w:rPr>
+              <w:t>380</w:t>
+            </w:r>
+          </w:p>
+        </w:tc>
+        <w:tc>
+          <w:tcPr>
+            <w:tcW w:type="dxa" w:w="1871"/>
+          </w:tcPr>
+          <w:p>
+            <w:r>
+              <w:rPr>
+                <w:sz w:val="18"/>
+              </w:rPr>
+              <w:t>1—150</w:t>
+            </w:r>
+          </w:p>
+        </w:tc>
+        <w:tc>
+          <w:tcPr>
+            <w:tcW w:type="dxa" w:w="1871"/>
+          </w:tcPr>
+          <w:p>
+            <w:r>
+              <w:rPr>
+                <w:sz w:val="18"/>
+              </w:rPr>
+              <w:t>Параметры ПЧ, PID</w:t>
+            </w:r>
+          </w:p>
+        </w:tc>
+      </w:tr>
+      <w:tr>
+        <w:tc>
+          <w:tcPr>
+            <w:tcW w:type="dxa" w:w="1871"/>
+          </w:tcPr>
+          <w:p>
+            <w:r>
+              <w:rPr>
+                <w:sz w:val="18"/>
+              </w:rPr>
+              <w:t>Сервопривод</w:t>
+            </w:r>
+          </w:p>
+        </w:tc>
+        <w:tc>
+          <w:tcPr>
+            <w:tcW w:type="dxa" w:w="1871"/>
+          </w:tcPr>
+          <w:p>
+            <w:r>
+              <w:rPr>
+                <w:sz w:val="18"/>
+              </w:rPr>
+              <w:t>0,1—15</w:t>
+            </w:r>
+          </w:p>
+        </w:tc>
+        <w:tc>
+          <w:tcPr>
+            <w:tcW w:type="dxa" w:w="1871"/>
+          </w:tcPr>
+          <w:p>
+            <w:r>
+              <w:rPr>
+                <w:sz w:val="18"/>
+              </w:rPr>
+              <w:t>220/380</w:t>
+            </w:r>
+          </w:p>
+        </w:tc>
+        <w:tc>
+          <w:tcPr>
+            <w:tcW w:type="dxa" w:w="1871"/>
+          </w:tcPr>
+          <w:p>
+            <w:r>
+              <w:rPr>
+                <w:sz w:val="18"/>
+              </w:rPr>
+              <w:t>0,5—35</w:t>
+            </w:r>
+          </w:p>
+        </w:tc>
+        <w:tc>
+          <w:tcPr>
+            <w:tcW w:type="dxa" w:w="1871"/>
+          </w:tcPr>
+          <w:p>
+            <w:r>
+              <w:rPr>
+                <w:sz w:val="18"/>
+              </w:rPr>
+              <w:t>Настройка обратной связи</w:t>
+            </w:r>
+          </w:p>
+        </w:tc>
+      </w:tr>
+    </w:tbl>
+    <w:p>
+      <w:pPr>
+        <w:jc w:val="center"/>
+      </w:pPr>
+      <w:r>
+        <w:rPr>
+          <w:b/>
+          <w:i w:val="0"/>
+          <w:sz w:val="20"/>
+        </w:rPr>
+        <w:t>Таблица 1. Параметры наладки электроприводов (6-7 разряд)</w:t>
+      </w:r>
+    </w:p>
+    <w:p/>
+    <w:p>
+      <w:pPr>
+        <w:jc w:val="center"/>
+      </w:pPr>
+      <w:r>
+        <w:drawing>
+          <wp:inline xmlns:a="http://schemas.openxmlformats.org/drawingml/2006/main" xmlns:pic="http://schemas.openxmlformats.org/drawingml/2006/picture">
+            <wp:extent cx="4572000" cy="2714818"/>
+            <wp:docPr id="1" name="Picture 1"/>
+            <wp:cNvGraphicFramePr>
+              <a:graphicFrameLocks noChangeAspect="1"/>
+            </wp:cNvGraphicFramePr>
+            <a:graphic>
+              <a:graphicData uri="http://schemas.openxmlformats.org/drawingml/2006/picture">
+                <pic:pic>
+                  <pic:nvPicPr>
+                    <pic:cNvPr id="0" name="kpk_mdk06.png"/>
+                    <pic:cNvPicPr/>
+                  </pic:nvPicPr>
+                  <pic:blipFill>
+                    <a:blip r:embed="rId9"/>
+                    <a:stretch>
+                      <a:fillRect/>
+                    </a:stretch>
+                  </pic:blipFill>
+                  <pic:spPr>
+                    <a:xfrm>
+                      <a:off x="0" y="0"/>
+                      <a:ext cx="4572000" cy="2714818"/>
+                    </a:xfrm>
+                    <a:prstGeom prst="rect"/>
+                  </pic:spPr>
+                </pic:pic>
+              </a:graphicData>
+            </a:graphic>
+          </wp:inline>
+        </w:drawing>
+      </w:r>
+    </w:p>
+    <w:p>
+      <w:pPr>
+        <w:jc w:val="center"/>
+      </w:pPr>
+      <w:r>
+        <w:rPr>
+          <w:b w:val="0"/>
+          <w:i/>
+          <w:sz w:val="20"/>
+        </w:rPr>
+        <w:t>Рисунок 1. Сравнительные параметры электроприводов</w:t>
+      </w:r>
     </w:p>
     <w:p>
       <w:pPr>
